--- a/backend/modelo_teste.docx
+++ b/backend/modelo_teste.docx
@@ -4,7 +4,7 @@
   <w:body>
     <w:p>
       <w:r>
-        <w:t xml:space="preserve">Contrato de Teste sem tags</w:t>
+        <w:t xml:space="preserve">Contrato Padrão: Cliente {{customer.corporateName}} - CNPJ {{customer.document}}</w:t>
       </w:r>
     </w:p>
     <w:sectPr>
